--- a/examples/doc/Readme.docx
+++ b/examples/doc/Readme.docx
@@ -2,7 +2,7 @@
 <file path=word/document.xml><?xml version="1.0" encoding="utf-8"?>
 <w:document xmlns:w="http://schemas.openxmlformats.org/wordprocessingml/2006/main" xmlns:m="http://schemas.openxmlformats.org/officeDocument/2006/math" xmlns:r="http://schemas.openxmlformats.org/officeDocument/2006/relationships" xmlns:o="urn:schemas-microsoft-com:office:office" xmlns:v="urn:schemas-microsoft-com:vml" xmlns:w10="urn:schemas-microsoft-com:office:word" xmlns:a="http://schemas.openxmlformats.org/drawingml/2006/main" xmlns:pic="http://schemas.openxmlformats.org/drawingml/2006/picture" xmlns:wp="http://schemas.openxmlformats.org/drawingml/2006/wordprocessingDrawing">
   <w:body>
-    <w:bookmarkStart w:id="38" w:name="heimdall-rendered-examples"/>
+    <w:bookmarkStart w:id="27" w:name="heimdall-rendered-examples"/>
     <w:p>
       <w:pPr>
         <w:pStyle w:val="Heading1"/>
@@ -39,7 +39,7 @@
         <w:t xml:space="preserve">The main idea is simple: open one example, understand what signal is being monitored, inspect the sequential update loop, and then adapt the same pattern to your own data. For that reason, the examples are intentionally small and visual.</w:t>
       </w:r>
     </w:p>
-    <w:bookmarkStart w:id="20" w:name="why-browse-these-examples"/>
+    <w:bookmarkStart w:id="9" w:name="why-browse-these-examples"/>
     <w:p>
       <w:pPr>
         <w:pStyle w:val="Heading2"/>
@@ -92,8 +92,8 @@
         <w:t xml:space="preserve">What is the minimal Heimdall workflow to get from raw stream to detected drift points?</w:t>
       </w:r>
     </w:p>
-    <w:bookmarkEnd w:id="20"/>
-    <w:bookmarkStart w:id="21" w:name="folder-structure"/>
+    <w:bookmarkEnd w:id="9"/>
+    <w:bookmarkStart w:id="10" w:name="folder-structure"/>
     <w:p>
       <w:pPr>
         <w:pStyle w:val="Heading2"/>
@@ -174,8 +174,8 @@
         <w:t xml:space="preserve">: extracted R scripts for users who prefer a plain script version.</w:t>
       </w:r>
     </w:p>
-    <w:bookmarkEnd w:id="21"/>
-    <w:bookmarkStart w:id="27" w:name="real-concept-drift-examples"/>
+    <w:bookmarkEnd w:id="10"/>
+    <w:bookmarkStart w:id="16" w:name="real-concept-drift-examples"/>
     <w:p>
       <w:pPr>
         <w:pStyle w:val="Heading2"/>
@@ -200,7 +200,7 @@
           <w:numId w:val="1003"/>
         </w:numPr>
       </w:pPr>
-      <w:hyperlink r:id="rId22">
+      <w:hyperlink r:id="rId11">
         <w:r>
           <w:rPr>
             <w:rStyle w:val="Hyperlink"/>
@@ -220,7 +220,7 @@
           <w:numId w:val="1003"/>
         </w:numPr>
       </w:pPr>
-      <w:hyperlink r:id="rId23">
+      <w:hyperlink r:id="rId12">
         <w:r>
           <w:rPr>
             <w:rStyle w:val="Hyperlink"/>
@@ -240,7 +240,7 @@
           <w:numId w:val="1003"/>
         </w:numPr>
       </w:pPr>
-      <w:hyperlink r:id="rId24">
+      <w:hyperlink r:id="rId13">
         <w:r>
           <w:rPr>
             <w:rStyle w:val="Hyperlink"/>
@@ -260,7 +260,7 @@
           <w:numId w:val="1003"/>
         </w:numPr>
       </w:pPr>
-      <w:hyperlink r:id="rId25">
+      <w:hyperlink r:id="rId14">
         <w:r>
           <w:rPr>
             <w:rStyle w:val="Hyperlink"/>
@@ -280,7 +280,7 @@
           <w:numId w:val="1003"/>
         </w:numPr>
       </w:pPr>
-      <w:hyperlink r:id="rId26">
+      <w:hyperlink r:id="rId15">
         <w:r>
           <w:rPr>
             <w:rStyle w:val="Hyperlink"/>
@@ -292,8 +292,8 @@
         <w:t xml:space="preserve">: A statistically grounded example based on Hoeffding bounds.</w:t>
       </w:r>
     </w:p>
-    <w:bookmarkEnd w:id="27"/>
-    <w:bookmarkStart w:id="34" w:name="virtual-concept-drift-examples"/>
+    <w:bookmarkEnd w:id="16"/>
+    <w:bookmarkStart w:id="23" w:name="virtual-concept-drift-examples"/>
     <w:p>
       <w:pPr>
         <w:pStyle w:val="Heading2"/>
@@ -318,7 +318,7 @@
           <w:numId w:val="1004"/>
         </w:numPr>
       </w:pPr>
-      <w:hyperlink r:id="rId28">
+      <w:hyperlink r:id="rId17">
         <w:r>
           <w:rPr>
             <w:rStyle w:val="Hyperlink"/>
@@ -338,7 +338,7 @@
           <w:numId w:val="1004"/>
         </w:numPr>
       </w:pPr>
-      <w:hyperlink r:id="rId29">
+      <w:hyperlink r:id="rId18">
         <w:r>
           <w:rPr>
             <w:rStyle w:val="Hyperlink"/>
@@ -358,7 +358,7 @@
           <w:numId w:val="1004"/>
         </w:numPr>
       </w:pPr>
-      <w:hyperlink r:id="rId30">
+      <w:hyperlink r:id="rId19">
         <w:r>
           <w:rPr>
             <w:rStyle w:val="Hyperlink"/>
@@ -378,7 +378,7 @@
           <w:numId w:val="1004"/>
         </w:numPr>
       </w:pPr>
-      <w:hyperlink r:id="rId31">
+      <w:hyperlink r:id="rId20">
         <w:r>
           <w:rPr>
             <w:rStyle w:val="Hyperlink"/>
@@ -398,7 +398,7 @@
           <w:numId w:val="1004"/>
         </w:numPr>
       </w:pPr>
-      <w:hyperlink r:id="rId32">
+      <w:hyperlink r:id="rId21">
         <w:r>
           <w:rPr>
             <w:rStyle w:val="Hyperlink"/>
@@ -418,7 +418,7 @@
           <w:numId w:val="1004"/>
         </w:numPr>
       </w:pPr>
-      <w:hyperlink r:id="rId33">
+      <w:hyperlink r:id="rId22">
         <w:r>
           <w:rPr>
             <w:rStyle w:val="Hyperlink"/>
@@ -430,8 +430,8 @@
         <w:t xml:space="preserve">: A detector focused on central-tendency changes across windows.</w:t>
       </w:r>
     </w:p>
-    <w:bookmarkEnd w:id="34"/>
-    <w:bookmarkStart w:id="36" w:name="flexible-sequential-detector"/>
+    <w:bookmarkEnd w:id="23"/>
+    <w:bookmarkStart w:id="25" w:name="flexible-sequential-detector"/>
     <w:p>
       <w:pPr>
         <w:pStyle w:val="Heading2"/>
@@ -456,7 +456,7 @@
           <w:numId w:val="1005"/>
         </w:numPr>
       </w:pPr>
-      <w:hyperlink r:id="rId35">
+      <w:hyperlink r:id="rId24">
         <w:r>
           <w:rPr>
             <w:rStyle w:val="Hyperlink"/>
@@ -468,8 +468,8 @@
         <w:t xml:space="preserve">: A classic sequential change-point detector with a compact API and an easy-to-follow example.</w:t>
       </w:r>
     </w:p>
-    <w:bookmarkEnd w:id="36"/>
-    <w:bookmarkStart w:id="37" w:name="suggested-learning-path"/>
+    <w:bookmarkEnd w:id="25"/>
+    <w:bookmarkStart w:id="26" w:name="suggested-learning-path"/>
     <w:p>
       <w:pPr>
         <w:pStyle w:val="Heading2"/>
@@ -500,7 +500,7 @@
       <w:r>
         <w:t xml:space="preserve"> </w:t>
       </w:r>
-      <w:hyperlink r:id="rId28">
+      <w:hyperlink r:id="rId17">
         <w:r>
           <w:rPr>
             <w:rStyle w:val="Hyperlink"/>
@@ -517,7 +517,7 @@
       <w:r>
         <w:t xml:space="preserve"> </w:t>
       </w:r>
-      <w:hyperlink r:id="rId23">
+      <w:hyperlink r:id="rId12">
         <w:r>
           <w:rPr>
             <w:rStyle w:val="Hyperlink"/>
@@ -543,7 +543,7 @@
       <w:r>
         <w:t xml:space="preserve"> </w:t>
       </w:r>
-      <w:hyperlink r:id="rId31">
+      <w:hyperlink r:id="rId20">
         <w:r>
           <w:rPr>
             <w:rStyle w:val="Hyperlink"/>
@@ -560,7 +560,7 @@
       <w:r>
         <w:t xml:space="preserve"> </w:t>
       </w:r>
-      <w:hyperlink r:id="rId24">
+      <w:hyperlink r:id="rId13">
         <w:r>
           <w:rPr>
             <w:rStyle w:val="Hyperlink"/>
@@ -586,7 +586,7 @@
       <w:r>
         <w:t xml:space="preserve"> </w:t>
       </w:r>
-      <w:hyperlink r:id="rId29">
+      <w:hyperlink r:id="rId18">
         <w:r>
           <w:rPr>
             <w:rStyle w:val="Hyperlink"/>
@@ -601,8 +601,8 @@
         <w:t xml:space="preserve">when you want a multivariate unsupervised workflow.</w:t>
       </w:r>
     </w:p>
-    <w:bookmarkEnd w:id="37"/>
-    <w:bookmarkEnd w:id="38"/>
+    <w:bookmarkEnd w:id="26"/>
+    <w:bookmarkEnd w:id="27"/>
     <w:sectPr>
       <w:footnotePr>
         <w:numRestart w:val="eachSect"/>
@@ -984,10 +984,10 @@
   <w:docDefaults>
     <w:rPrDefault>
       <w:rPr>
-        <w:rFonts w:asciiTheme="minorHAnsi" w:cstheme="minorBidi" w:eastAsiaTheme="minorHAnsi" w:hAnsiTheme="minorHAnsi"/>
+        <w:rFonts w:asciiTheme="minorHAnsi" w:cstheme="minorBidi" w:eastAsiaTheme="minorEastAsia" w:hAnsiTheme="minorHAnsi"/>
         <w:sz w:val="24"/>
         <w:szCs w:val="24"/>
-        <w:lang w:bidi="ar-SA" w:eastAsia="en-US" w:val="en-US"/>
+        <w:lang w:bidi="ar-SA" w:eastAsia="zh-CN" w:val="en-US"/>
       </w:rPr>
     </w:rPrDefault>
     <w:pPrDefault>
@@ -1528,13 +1528,6 @@
       </w:tblCellMar>
     </w:tblPr>
     <w:tblStylePr w:type="firstRow">
-      <w:tblPr>
-        <w:jc w:val="left"/>
-        <w:tblInd w:type="dxa" w:w="0"/>
-      </w:tblPr>
-      <w:trPr>
-        <w:jc w:val="left"/>
-      </w:trPr>
       <w:tcPr>
         <w:tcBorders>
           <w:bottom w:val="single"/>
